--- a/ci-run/sample-export.docx
+++ b/ci-run/sample-export.docx
@@ -15,7 +15,7 @@
           <w:sz w:val="24"/>
           <w:szCs w:val="24"/>
         </w:rPr>
-        <w:t xml:space="preserve">माननीय न्यायालय श्रीमान/श्रीमती न्यायिक मजिस्ट्रेट प्रथम श्रेणी</w:t>
+        <w:t xml:space="preserve">माननीय न्यायालय श्रीमान/श्रीमती न्यायिक मजिस्ट्रेट प्रथम श्रेणी, राजस्थान, जयपुर</w:t>
       </w:r>
     </w:p>
     <w:p>
@@ -191,7 +191,7 @@
           <w:sz w:val="24"/>
           <w:szCs w:val="24"/>
         </w:rPr>
-        <w:t xml:space="preserve">दिनांक: 2026-10-23</w:t>
+        <w:t xml:space="preserve">दिनांक: 23.10.2026</w:t>
       </w:r>
     </w:p>
     <w:p>
@@ -207,7 +207,7 @@
           <w:sz w:val="24"/>
           <w:szCs w:val="24"/>
         </w:rPr>
-        <w:t xml:space="preserve">स्थान: [स्थान]</w:t>
+        <w:t xml:space="preserve">स्थान: राजस्थान, जयपुर</w:t>
       </w:r>
     </w:p>
     <w:p>
@@ -236,7 +236,7 @@
           <w:sz w:val="24"/>
           <w:szCs w:val="24"/>
         </w:rPr>
-        <w:t xml:space="preserve">[प्रार्थी का नाम]</w:t>
+        <w:t xml:space="preserve">मोहन लाल</w:t>
       </w:r>
       <w:r>
         <w:br/>
@@ -249,7 +249,7 @@
           <w:sz w:val="24"/>
           <w:szCs w:val="24"/>
         </w:rPr>
-        <w:t xml:space="preserve">प्रार्थी अधिवक्ता: [प्रार्थी अधिवक्ता]हिन्दी विधिक परीक्षण — धारा 480 बी.एन.एस.एस. के अंतर्गत।जमानत</w:t>
+        <w:t xml:space="preserve">प्रार्थी अधिवक्ता: श्री रामकिशोर शर्माहिन्दी विधिक परीक्षण — धारा 480 बी.एन.एस.एस. के अंतर्गत।जमानत</w:t>
       </w:r>
     </w:p>
     <w:sectPr>
